--- a/03_Протоколы_испытаний/Перевод_RU/Протокол_поверки_шестеренчатого_расходомера_RU.docx
+++ b/03_Протоколы_испытаний/Перевод_RU/Протокол_поверки_шестеренчатого_расходомера_RU.docx
@@ -20,7 +20,7 @@
           <w:iCs/>
           <w:i/>
         </w:rPr>
-        <w:t xml:space="preserve">Перевод с китайского языка. Исходный файл: 出厂检验报告-齿轮流量计.pdf. Страниц в оригинале: 1.</w:t>
+        <w:t xml:space="preserve">Перевод с китайского языка. Исходный файл: Протокол_поверки_шестеренчатого_расходомера.pdf (исходное имя: 出厂检验报告-齿轮流量计.pdf). Страниц в оригинале: 1.</w:t>
       </w:r>
     </w:p>
     <w:bookmarkStart w:id="20" w:name="Xa7ffd141656df839dd76669ed25268380332611"/>
